--- a/library/entra-id-solutions/passwordless-fido2-phishing-resistant-mfa/v1.0.0/deliverables/FIDO2-Solution.docx
+++ b/library/entra-id-solutions/passwordless-fido2-phishing-resistant-mfa/v1.0.0/deliverables/FIDO2-Solution.docx
@@ -91,7 +91,7 @@
         <w:rPr>
           <w:b/>
         </w:rPr>
-        <w:t>Workplace Marketplace · Entra ID Solutions</w:t>
+        <w:t>White-label · Entra ID Solutions</w:t>
       </w:r>
     </w:p>
     <w:p>
@@ -1508,6 +1508,544 @@
       </w:pPr>
       <w:r>
         <w:t>Pilot + rollout Entra groups created</w:t>
+      </w:r>
+    </w:p>
+    <w:p>
+      <w:pPr>
+        <w:pStyle w:val="Heading1"/>
+      </w:pPr>
+      <w:r>
+        <w:t>Global Requirements — Entra ID Solutions (category-level)</w:t>
+      </w:r>
+    </w:p>
+    <w:p>
+      <w:r>
+        <w:t xml:space="preserve">These requirements apply to </w:t>
+      </w:r>
+      <w:r>
+        <w:rPr>
+          <w:b/>
+        </w:rPr>
+        <w:t>every</w:t>
+      </w:r>
+      <w:r>
+        <w:t xml:space="preserve"> solution in the </w:t>
+      </w:r>
+      <w:r>
+        <w:rPr>
+          <w:b/>
+        </w:rPr>
+        <w:t>Entra ID Solutions</w:t>
+      </w:r>
+      <w:r>
+        <w:t xml:space="preserve"> category. They are published once at the category level so individual listings stay small. Confirm these before deploying *any* Entra ID identity solution. Each entry: </w:t>
+      </w:r>
+      <w:r>
+        <w:rPr>
+          <w:b/>
+        </w:rPr>
+        <w:t>Description · Why · Verify · Implement-if-missing.</w:t>
+      </w:r>
+    </w:p>
+    <w:p>
+      <w:pPr>
+        <w:pStyle w:val="Heading2"/>
+      </w:pPr>
+      <w:r>
+        <w:t>G1. Microsoft Entra ID tenant</w:t>
+      </w:r>
+    </w:p>
+    <w:p>
+      <w:r>
+        <w:rPr>
+          <w:b/>
+        </w:rPr>
+        <w:t>Description:</w:t>
+      </w:r>
+      <w:r>
+        <w:t xml:space="preserve"> An active Microsoft Entra ID tenant. </w:t>
+      </w:r>
+      <w:r>
+        <w:rPr>
+          <w:b/>
+        </w:rPr>
+        <w:t>Why:</w:t>
+      </w:r>
+      <w:r>
+        <w:t xml:space="preserve"> It is the identity backbone that issues credentials, evaluates Conditional Access, and stores authentication methods. </w:t>
+      </w:r>
+      <w:r>
+        <w:rPr>
+          <w:b/>
+        </w:rPr>
+        <w:t>Verify:</w:t>
+      </w:r>
+      <w:r>
+        <w:t xml:space="preserve"> Sign in to </w:t>
+      </w:r>
+      <w:r>
+        <w:rPr>
+          <w:rFonts w:ascii="Consolas" w:hAnsi="Consolas"/>
+          <w:sz w:val="19"/>
+        </w:rPr>
+        <w:t>https://entra.microsoft.com</w:t>
+      </w:r>
+      <w:r>
+        <w:t xml:space="preserve"> as an administrator; the tenant Overview loads. </w:t>
+      </w:r>
+      <w:r>
+        <w:rPr>
+          <w:b/>
+        </w:rPr>
+        <w:t>Implement:</w:t>
+      </w:r>
+      <w:r>
+        <w:t xml:space="preserve"> Create a Microsoft 365 / Azure subscription, which provisions a tenant.</w:t>
+      </w:r>
+    </w:p>
+    <w:p>
+      <w:pPr>
+        <w:pStyle w:val="Heading2"/>
+      </w:pPr>
+      <w:r>
+        <w:t>G2. Entra ID licensing (P1 / P2)</w:t>
+      </w:r>
+    </w:p>
+    <w:p>
+      <w:r>
+        <w:rPr>
+          <w:b/>
+        </w:rPr>
+        <w:t>Description:</w:t>
+      </w:r>
+      <w:r>
+        <w:t xml:space="preserve"> Entra ID P1 for Conditional Access; P2 for risk-based policies and Identity Protection. </w:t>
+      </w:r>
+      <w:r>
+        <w:rPr>
+          <w:b/>
+        </w:rPr>
+        <w:t>Why:</w:t>
+      </w:r>
+      <w:r>
+        <w:t xml:space="preserve"> Conditional Access authentication strengths require P1; risk-driven enforcement requires P2. </w:t>
+      </w:r>
+      <w:r>
+        <w:rPr>
+          <w:b/>
+        </w:rPr>
+        <w:t>Verify:</w:t>
+      </w:r>
+      <w:r>
+        <w:t xml:space="preserve"> Entra → </w:t>
+      </w:r>
+      <w:r>
+        <w:rPr>
+          <w:b/>
+        </w:rPr>
+        <w:t>Overview</w:t>
+      </w:r>
+      <w:r>
+        <w:t xml:space="preserve">; or M365 admin center → </w:t>
+      </w:r>
+      <w:r>
+        <w:rPr>
+          <w:b/>
+        </w:rPr>
+        <w:t>Billing → Licenses</w:t>
+      </w:r>
+      <w:r>
+        <w:t xml:space="preserve"> (look for Entra ID P1/P2, included in M365 E3/E5 and Business Premium). </w:t>
+      </w:r>
+      <w:r>
+        <w:rPr>
+          <w:b/>
+        </w:rPr>
+        <w:t>Implement:</w:t>
+      </w:r>
+      <w:r>
+        <w:t xml:space="preserve"> Assign M365 E3/E5, Business Premium, or standalone Entra ID P1/P2.</w:t>
+      </w:r>
+    </w:p>
+    <w:p>
+      <w:pPr>
+        <w:pStyle w:val="Heading2"/>
+      </w:pPr>
+      <w:r>
+        <w:t>G3. Administrative roles</w:t>
+      </w:r>
+    </w:p>
+    <w:p>
+      <w:r>
+        <w:rPr>
+          <w:b/>
+        </w:rPr>
+        <w:t>Description:</w:t>
+      </w:r>
+      <w:r>
+        <w:t xml:space="preserve"> Appropriate Entra admin roles for the operator. </w:t>
+      </w:r>
+      <w:r>
+        <w:rPr>
+          <w:b/>
+        </w:rPr>
+        <w:t>Why:</w:t>
+      </w:r>
+      <w:r>
+        <w:t xml:space="preserve"> Editing authentication methods and Conditional Access requires elevated rights. </w:t>
+      </w:r>
+      <w:r>
+        <w:rPr>
+          <w:b/>
+        </w:rPr>
+        <w:t>Verify:</w:t>
+      </w:r>
+      <w:r>
+        <w:t xml:space="preserve"> Entra → </w:t>
+      </w:r>
+      <w:r>
+        <w:rPr>
+          <w:b/>
+        </w:rPr>
+        <w:t>Roles and administrators</w:t>
+      </w:r>
+      <w:r>
+        <w:t xml:space="preserve">; confirm </w:t>
+      </w:r>
+      <w:r>
+        <w:rPr>
+          <w:b/>
+        </w:rPr>
+        <w:t>Authentication Policy Administrator</w:t>
+      </w:r>
+      <w:r>
+        <w:t xml:space="preserve"> (methods) and </w:t>
+      </w:r>
+      <w:r>
+        <w:rPr>
+          <w:b/>
+        </w:rPr>
+        <w:t>Conditional Access Administrator</w:t>
+      </w:r>
+      <w:r>
+        <w:t xml:space="preserve"> (policies). </w:t>
+      </w:r>
+      <w:r>
+        <w:rPr>
+          <w:b/>
+        </w:rPr>
+        <w:t>Implement:</w:t>
+      </w:r>
+      <w:r>
+        <w:t xml:space="preserve"> Assign </w:t>
+      </w:r>
+      <w:r>
+        <w:rPr>
+          <w:b/>
+        </w:rPr>
+        <w:t>Authentication Policy Administrator</w:t>
+      </w:r>
+      <w:r>
+        <w:t xml:space="preserve"> + </w:t>
+      </w:r>
+      <w:r>
+        <w:rPr>
+          <w:b/>
+        </w:rPr>
+        <w:t>Conditional Access Administrator</w:t>
+      </w:r>
+      <w:r>
+        <w:t xml:space="preserve">; reserve </w:t>
+      </w:r>
+      <w:r>
+        <w:rPr>
+          <w:b/>
+        </w:rPr>
+        <w:t>Global Administrator</w:t>
+      </w:r>
+      <w:r>
+        <w:t xml:space="preserve"> for tenant-wide changes.</w:t>
+      </w:r>
+    </w:p>
+    <w:p>
+      <w:pPr>
+        <w:pStyle w:val="Heading2"/>
+      </w:pPr>
+      <w:r>
+        <w:t>G4. Break-glass (emergency-access) accounts</w:t>
+      </w:r>
+    </w:p>
+    <w:p>
+      <w:r>
+        <w:rPr>
+          <w:b/>
+        </w:rPr>
+        <w:t>Description:</w:t>
+      </w:r>
+      <w:r>
+        <w:t xml:space="preserve"> At least two cloud-only emergency-access accounts excluded from Conditional Access. </w:t>
+      </w:r>
+      <w:r>
+        <w:rPr>
+          <w:b/>
+        </w:rPr>
+        <w:t>Why:</w:t>
+      </w:r>
+      <w:r>
+        <w:t xml:space="preserve"> A misconfigured authentication-strength or MFA policy can lock out every admin; break-glass accounts preserve access. </w:t>
+      </w:r>
+      <w:r>
+        <w:rPr>
+          <w:b/>
+        </w:rPr>
+        <w:t>Verify:</w:t>
+      </w:r>
+      <w:r>
+        <w:t xml:space="preserve"> Entra → </w:t>
+      </w:r>
+      <w:r>
+        <w:rPr>
+          <w:b/>
+        </w:rPr>
+        <w:t>Users</w:t>
+      </w:r>
+      <w:r>
+        <w:t xml:space="preserve">; two </w:t>
+      </w:r>
+      <w:r>
+        <w:rPr>
+          <w:rFonts w:ascii="Consolas" w:hAnsi="Consolas"/>
+          <w:sz w:val="19"/>
+        </w:rPr>
+        <w:t>*.onmicrosoft.com</w:t>
+      </w:r>
+      <w:r>
+        <w:t xml:space="preserve"> accounts exist and are excluded from all CA policies. </w:t>
+      </w:r>
+      <w:r>
+        <w:rPr>
+          <w:b/>
+        </w:rPr>
+        <w:t>Implement:</w:t>
+      </w:r>
+      <w:r>
+        <w:t xml:space="preserve"> Create two cloud-only Global Administrator accounts with long passphrases, store credentials offline, exclude them from every CA policy, and monitor their sign-ins.</w:t>
+      </w:r>
+    </w:p>
+    <w:p>
+      <w:pPr>
+        <w:pStyle w:val="Heading2"/>
+      </w:pPr>
+      <w:r>
+        <w:t>G5. Authentication methods policy access</w:t>
+      </w:r>
+    </w:p>
+    <w:p>
+      <w:r>
+        <w:rPr>
+          <w:b/>
+        </w:rPr>
+        <w:t>Description:</w:t>
+      </w:r>
+      <w:r>
+        <w:t xml:space="preserve"> The tenant uses the </w:t>
+      </w:r>
+      <w:r>
+        <w:rPr>
+          <w:b/>
+        </w:rPr>
+        <w:t>Authentication methods</w:t>
+      </w:r>
+      <w:r>
+        <w:t xml:space="preserve"> policy (the modern, converged surface) to manage methods. </w:t>
+      </w:r>
+      <w:r>
+        <w:rPr>
+          <w:b/>
+        </w:rPr>
+        <w:t>Why:</w:t>
+      </w:r>
+      <w:r>
+        <w:t xml:space="preserve"> FIDO2, Windows Hello for Business, and certificate-based auth are enabled here, not in legacy per-method blades. </w:t>
+      </w:r>
+      <w:r>
+        <w:rPr>
+          <w:b/>
+        </w:rPr>
+        <w:t>Verify:</w:t>
+      </w:r>
+      <w:r>
+        <w:t xml:space="preserve"> Entra → </w:t>
+      </w:r>
+      <w:r>
+        <w:rPr>
+          <w:b/>
+        </w:rPr>
+        <w:t>Protection → Authentication methods → Policies</w:t>
+      </w:r>
+      <w:r>
+        <w:t xml:space="preserve"> opens. </w:t>
+      </w:r>
+      <w:r>
+        <w:rPr>
+          <w:b/>
+        </w:rPr>
+        <w:t>Implement:</w:t>
+      </w:r>
+      <w:r>
+        <w:t xml:space="preserve"> If still on the legacy MFA/SSPR method settings, migrate to the Authentication methods policy (Microsoft's guided migration toggle).</w:t>
+      </w:r>
+    </w:p>
+    <w:p>
+      <w:pPr>
+        <w:pStyle w:val="Heading2"/>
+      </w:pPr>
+      <w:r>
+        <w:t>G6. Conditional Access baseline</w:t>
+      </w:r>
+    </w:p>
+    <w:p>
+      <w:r>
+        <w:rPr>
+          <w:b/>
+        </w:rPr>
+        <w:t>Description:</w:t>
+      </w:r>
+      <w:r>
+        <w:t xml:space="preserve"> Conditional Access is available and at least a baseline MFA policy exists (or security defaults are understood). </w:t>
+      </w:r>
+      <w:r>
+        <w:rPr>
+          <w:b/>
+        </w:rPr>
+        <w:t>Why:</w:t>
+      </w:r>
+      <w:r>
+        <w:t xml:space="preserve"> Phishing-resistant enforcement is delivered through Conditional Access authentication strengths. </w:t>
+      </w:r>
+      <w:r>
+        <w:rPr>
+          <w:b/>
+        </w:rPr>
+        <w:t>Verify:</w:t>
+      </w:r>
+      <w:r>
+        <w:t xml:space="preserve"> Entra → </w:t>
+      </w:r>
+      <w:r>
+        <w:rPr>
+          <w:b/>
+        </w:rPr>
+        <w:t>Protection → Conditional Access → Policies</w:t>
+      </w:r>
+      <w:r>
+        <w:t xml:space="preserve"> lists policies; security defaults state is known. </w:t>
+      </w:r>
+      <w:r>
+        <w:rPr>
+          <w:b/>
+        </w:rPr>
+        <w:t>Implement:</w:t>
+      </w:r>
+      <w:r>
+        <w:t xml:space="preserve"> Disable security defaults only when replacing them with explicit CA policies; start in </w:t>
+      </w:r>
+      <w:r>
+        <w:rPr>
+          <w:b/>
+        </w:rPr>
+        <w:t>Report-only</w:t>
+      </w:r>
+      <w:r>
+        <w:t xml:space="preserve"> before enforcing.</w:t>
+      </w:r>
+    </w:p>
+    <w:p>
+      <w:pPr>
+        <w:pStyle w:val="Heading2"/>
+      </w:pPr>
+      <w:r>
+        <w:t>G7. Network access to Microsoft cloud endpoints</w:t>
+      </w:r>
+    </w:p>
+    <w:p>
+      <w:r>
+        <w:rPr>
+          <w:b/>
+        </w:rPr>
+        <w:t>Description:</w:t>
+      </w:r>
+      <w:r>
+        <w:t xml:space="preserve"> Outbound HTTPS to Microsoft 365 / Entra sign-in and registration endpoints. </w:t>
+      </w:r>
+      <w:r>
+        <w:rPr>
+          <w:b/>
+        </w:rPr>
+        <w:t>Why:</w:t>
+      </w:r>
+      <w:r>
+        <w:t xml:space="preserve"> Method registration, sign-in, and policy evaluation depend on these endpoints. </w:t>
+      </w:r>
+      <w:r>
+        <w:rPr>
+          <w:b/>
+        </w:rPr>
+        <w:t>Verify:</w:t>
+      </w:r>
+      <w:r>
+        <w:t xml:space="preserve"> From a device, reach </w:t>
+      </w:r>
+      <w:r>
+        <w:rPr>
+          <w:rFonts w:ascii="Consolas" w:hAnsi="Consolas"/>
+          <w:sz w:val="19"/>
+        </w:rPr>
+        <w:t>https://login.microsoftonline.com</w:t>
+      </w:r>
+      <w:r>
+        <w:t xml:space="preserve"> and </w:t>
+      </w:r>
+      <w:r>
+        <w:rPr>
+          <w:rFonts w:ascii="Consolas" w:hAnsi="Consolas"/>
+          <w:sz w:val="19"/>
+        </w:rPr>
+        <w:t>https://aka.ms/mysecurityinfo</w:t>
+      </w:r>
+      <w:r>
+        <w:t xml:space="preserve">. </w:t>
+      </w:r>
+      <w:r>
+        <w:rPr>
+          <w:b/>
+        </w:rPr>
+        <w:t>Implement:</w:t>
+      </w:r>
+      <w:r>
+        <w:t xml:space="preserve"> Allow Microsoft's published Microsoft 365 / Entra URL &amp; IP ranges through proxy/firewall.</w:t>
+      </w:r>
+    </w:p>
+    <w:p>
+      <w:r>
+        <w:t>__________________________________________________</w:t>
+      </w:r>
+    </w:p>
+    <w:p>
+      <w:r>
+        <w:rPr>
+          <w:b/>
+        </w:rPr>
+        <w:t>The deployment model (all solutions):</w:t>
+      </w:r>
+      <w:r>
+        <w:t xml:space="preserve"> </w:t>
+      </w:r>
+      <w:r>
+        <w:rPr>
+          <w:b/>
+        </w:rPr>
+        <w:t>Assess → Configure → Pilot → Validate → Expand.</w:t>
       </w:r>
     </w:p>
     <w:p>
